--- a/Production_work_Questions.docx
+++ b/Production_work_Questions.docx
@@ -4,6 +4,7 @@
   <w:body>
     <w:p>
       <w:pPr>
+        <w:spacing w:before="40" w:after="40"/>
         <w:rPr>
           <w:b/>
           <w:bCs/>
@@ -26,6 +27,7 @@
           <w:ilvl w:val="0"/>
           <w:numId w:val="1"/>
         </w:numPr>
+        <w:spacing w:before="40" w:after="40"/>
         <w:rPr>
           <w:lang w:val="en-US"/>
         </w:rPr>
@@ -44,6 +46,7 @@
           <w:ilvl w:val="0"/>
           <w:numId w:val="1"/>
         </w:numPr>
+        <w:spacing w:before="40" w:after="40"/>
         <w:rPr>
           <w:lang w:val="en-US"/>
         </w:rPr>
@@ -62,6 +65,7 @@
           <w:ilvl w:val="0"/>
           <w:numId w:val="1"/>
         </w:numPr>
+        <w:spacing w:before="40" w:after="40"/>
         <w:rPr>
           <w:lang w:val="en-US"/>
         </w:rPr>
@@ -80,6 +84,7 @@
           <w:ilvl w:val="0"/>
           <w:numId w:val="1"/>
         </w:numPr>
+        <w:spacing w:before="40" w:after="40"/>
         <w:rPr>
           <w:lang w:val="en-US"/>
         </w:rPr>
@@ -98,6 +103,7 @@
           <w:ilvl w:val="0"/>
           <w:numId w:val="1"/>
         </w:numPr>
+        <w:spacing w:before="40" w:after="40"/>
         <w:rPr>
           <w:lang w:val="en-US"/>
         </w:rPr>
@@ -112,6 +118,7 @@
     <w:p>
       <w:pPr>
         <w:pStyle w:val="ListParagraph"/>
+        <w:spacing w:before="40" w:after="40"/>
         <w:rPr>
           <w:lang w:val="en-US"/>
         </w:rPr>
@@ -162,6 +169,7 @@
     <w:p>
       <w:pPr>
         <w:pStyle w:val="ListParagraph"/>
+        <w:spacing w:before="40" w:after="40"/>
         <w:rPr>
           <w:lang w:val="en-US"/>
         </w:rPr>
@@ -198,6 +206,7 @@
           <w:ilvl w:val="0"/>
           <w:numId w:val="1"/>
         </w:numPr>
+        <w:spacing w:before="40" w:after="40"/>
         <w:rPr>
           <w:lang w:val="en-US"/>
         </w:rPr>
@@ -216,6 +225,7 @@
           <w:ilvl w:val="0"/>
           <w:numId w:val="1"/>
         </w:numPr>
+        <w:spacing w:before="40" w:after="40"/>
         <w:rPr>
           <w:lang w:val="en-US"/>
         </w:rPr>
@@ -234,6 +244,7 @@
           <w:ilvl w:val="0"/>
           <w:numId w:val="1"/>
         </w:numPr>
+        <w:spacing w:before="40" w:after="40"/>
         <w:rPr>
           <w:lang w:val="en-US"/>
         </w:rPr>
@@ -258,6 +269,7 @@
           <w:ilvl w:val="0"/>
           <w:numId w:val="1"/>
         </w:numPr>
+        <w:spacing w:before="40" w:after="40"/>
         <w:rPr>
           <w:lang w:val="en-US"/>
         </w:rPr>
@@ -288,11 +300,1653 @@
           <w:ilvl w:val="0"/>
           <w:numId w:val="1"/>
         </w:numPr>
-        <w:rPr>
-          <w:lang w:val="en-US"/>
-        </w:rPr>
-      </w:pPr>
-    </w:p>
+        <w:spacing w:before="40" w:after="40"/>
+        <w:rPr>
+          <w:lang w:val="en-US"/>
+        </w:rPr>
+      </w:pPr>
+      <w:r>
+        <w:rPr>
+          <w:lang w:val="en-US"/>
+        </w:rPr>
+        <w:t xml:space="preserve">ETL happens, is cleaning done in </w:t>
+      </w:r>
+      <w:r>
+        <w:rPr>
+          <w:lang w:val="en-US"/>
+        </w:rPr>
+        <w:t>ETLs?</w:t>
+      </w:r>
+    </w:p>
+    <w:p>
+      <w:pPr>
+        <w:rPr>
+          <w:lang w:val="en-US"/>
+        </w:rPr>
+      </w:pPr>
+      <w:r>
+        <w:rPr>
+          <w:lang w:val="en-US"/>
+        </w:rPr>
+        <w:br w:type="page"/>
+      </w:r>
+    </w:p>
+    <w:p>
+      <w:pPr>
+        <w:rPr>
+          <w:lang w:val="en-US"/>
+        </w:rPr>
+      </w:pPr>
+      <w:r>
+        <w:rPr>
+          <w:lang w:val="en-US"/>
+        </w:rPr>
+        <w:lastRenderedPageBreak/>
+        <w:t>Tools used:</w:t>
+      </w:r>
+    </w:p>
+    <w:p>
+      <w:pPr>
+        <w:rPr>
+          <w:lang w:val="en-US"/>
+        </w:rPr>
+      </w:pPr>
+    </w:p>
+    <w:tbl>
+      <w:tblPr>
+        <w:tblW w:w="0" w:type="auto"/>
+        <w:jc w:val="center"/>
+        <w:tblCellSpacing w:w="15" w:type="dxa"/>
+        <w:tblBorders>
+          <w:top w:val="single" w:sz="4" w:space="0" w:color="auto"/>
+          <w:left w:val="single" w:sz="4" w:space="0" w:color="auto"/>
+          <w:bottom w:val="single" w:sz="4" w:space="0" w:color="auto"/>
+          <w:right w:val="single" w:sz="4" w:space="0" w:color="auto"/>
+          <w:insideH w:val="single" w:sz="4" w:space="0" w:color="auto"/>
+          <w:insideV w:val="single" w:sz="4" w:space="0" w:color="auto"/>
+        </w:tblBorders>
+        <w:tblCellMar>
+          <w:top w:w="15" w:type="dxa"/>
+          <w:left w:w="15" w:type="dxa"/>
+          <w:bottom w:w="15" w:type="dxa"/>
+          <w:right w:w="15" w:type="dxa"/>
+        </w:tblCellMar>
+        <w:tblLook w:val="04A0" w:firstRow="1" w:lastRow="0" w:firstColumn="1" w:lastColumn="0" w:noHBand="0" w:noVBand="1"/>
+      </w:tblPr>
+      <w:tblGrid>
+        <w:gridCol w:w="2404"/>
+        <w:gridCol w:w="4905"/>
+      </w:tblGrid>
+      <w:tr>
+        <w:trPr>
+          <w:tblHeader/>
+          <w:tblCellSpacing w:w="15" w:type="dxa"/>
+          <w:jc w:val="center"/>
+        </w:trPr>
+        <w:tc>
+          <w:tcPr>
+            <w:tcW w:w="0" w:type="auto"/>
+            <w:vAlign w:val="center"/>
+            <w:hideMark/>
+          </w:tcPr>
+          <w:p>
+            <w:pPr>
+              <w:rPr>
+                <w:b/>
+                <w:bCs/>
+              </w:rPr>
+            </w:pPr>
+            <w:r>
+              <w:rPr>
+                <w:b/>
+                <w:bCs/>
+              </w:rPr>
+              <w:t>Decision</w:t>
+            </w:r>
+          </w:p>
+        </w:tc>
+        <w:tc>
+          <w:tcPr>
+            <w:tcW w:w="0" w:type="auto"/>
+            <w:vAlign w:val="center"/>
+            <w:hideMark/>
+          </w:tcPr>
+          <w:p>
+            <w:pPr>
+              <w:rPr>
+                <w:b/>
+                <w:bCs/>
+              </w:rPr>
+            </w:pPr>
+            <w:r>
+              <w:rPr>
+                <w:b/>
+                <w:bCs/>
+              </w:rPr>
+              <w:t>Choice</w:t>
+            </w:r>
+          </w:p>
+        </w:tc>
+      </w:tr>
+      <w:tr>
+        <w:trPr>
+          <w:tblCellSpacing w:w="15" w:type="dxa"/>
+          <w:jc w:val="center"/>
+        </w:trPr>
+        <w:tc>
+          <w:tcPr>
+            <w:tcW w:w="0" w:type="auto"/>
+            <w:vAlign w:val="center"/>
+            <w:hideMark/>
+          </w:tcPr>
+          <w:p>
+            <w:r>
+              <w:t>Language</w:t>
+            </w:r>
+          </w:p>
+        </w:tc>
+        <w:tc>
+          <w:tcPr>
+            <w:tcW w:w="0" w:type="auto"/>
+            <w:vAlign w:val="center"/>
+            <w:hideMark/>
+          </w:tcPr>
+          <w:p>
+            <w:r>
+              <w:t>Python 3.10+</w:t>
+            </w:r>
+          </w:p>
+        </w:tc>
+      </w:tr>
+      <w:tr>
+        <w:trPr>
+          <w:tblCellSpacing w:w="15" w:type="dxa"/>
+          <w:jc w:val="center"/>
+        </w:trPr>
+        <w:tc>
+          <w:tcPr>
+            <w:tcW w:w="0" w:type="auto"/>
+            <w:vAlign w:val="center"/>
+            <w:hideMark/>
+          </w:tcPr>
+          <w:p>
+            <w:r>
+              <w:t>Exploration</w:t>
+            </w:r>
+          </w:p>
+        </w:tc>
+        <w:tc>
+          <w:tcPr>
+            <w:tcW w:w="0" w:type="auto"/>
+            <w:vAlign w:val="center"/>
+            <w:hideMark/>
+          </w:tcPr>
+          <w:p>
+            <w:proofErr w:type="spellStart"/>
+            <w:r>
+              <w:t>Jupyter</w:t>
+            </w:r>
+            <w:proofErr w:type="spellEnd"/>
+            <w:r>
+              <w:t xml:space="preserve"> Notebooks</w:t>
+            </w:r>
+          </w:p>
+        </w:tc>
+      </w:tr>
+      <w:tr>
+        <w:trPr>
+          <w:tblCellSpacing w:w="15" w:type="dxa"/>
+          <w:jc w:val="center"/>
+        </w:trPr>
+        <w:tc>
+          <w:tcPr>
+            <w:tcW w:w="0" w:type="auto"/>
+            <w:vAlign w:val="center"/>
+            <w:hideMark/>
+          </w:tcPr>
+          <w:p>
+            <w:r>
+              <w:t>Production Code</w:t>
+            </w:r>
+          </w:p>
+        </w:tc>
+        <w:tc>
+          <w:tcPr>
+            <w:tcW w:w="0" w:type="auto"/>
+            <w:vAlign w:val="center"/>
+            <w:hideMark/>
+          </w:tcPr>
+          <w:p>
+            <w:proofErr w:type="spellStart"/>
+            <w:r>
+              <w:t>src</w:t>
+            </w:r>
+            <w:proofErr w:type="spellEnd"/>
+            <w:r>
+              <w:t>/ modules (.</w:t>
+            </w:r>
+            <w:proofErr w:type="spellStart"/>
+            <w:r>
+              <w:t>py</w:t>
+            </w:r>
+            <w:proofErr w:type="spellEnd"/>
+            <w:r>
+              <w:t xml:space="preserve"> files)</w:t>
+            </w:r>
+          </w:p>
+        </w:tc>
+      </w:tr>
+      <w:tr>
+        <w:trPr>
+          <w:tblCellSpacing w:w="15" w:type="dxa"/>
+          <w:jc w:val="center"/>
+        </w:trPr>
+        <w:tc>
+          <w:tcPr>
+            <w:tcW w:w="0" w:type="auto"/>
+            <w:vAlign w:val="center"/>
+            <w:hideMark/>
+          </w:tcPr>
+          <w:p>
+            <w:r>
+              <w:t>Pipeline Orchestration</w:t>
+            </w:r>
+          </w:p>
+        </w:tc>
+        <w:tc>
+          <w:tcPr>
+            <w:tcW w:w="0" w:type="auto"/>
+            <w:vAlign w:val="center"/>
+            <w:hideMark/>
+          </w:tcPr>
+          <w:p>
+            <w:r>
+              <w:t>DVC</w:t>
+            </w:r>
+          </w:p>
+        </w:tc>
+      </w:tr>
+      <w:tr>
+        <w:trPr>
+          <w:tblCellSpacing w:w="15" w:type="dxa"/>
+          <w:jc w:val="center"/>
+        </w:trPr>
+        <w:tc>
+          <w:tcPr>
+            <w:tcW w:w="0" w:type="auto"/>
+            <w:vAlign w:val="center"/>
+            <w:hideMark/>
+          </w:tcPr>
+          <w:p>
+            <w:r>
+              <w:t>Project Structure</w:t>
+            </w:r>
+          </w:p>
+        </w:tc>
+        <w:tc>
+          <w:tcPr>
+            <w:tcW w:w="0" w:type="auto"/>
+            <w:vAlign w:val="center"/>
+            <w:hideMark/>
+          </w:tcPr>
+          <w:p>
+            <w:proofErr w:type="spellStart"/>
+            <w:r>
+              <w:t>Cookiecutter</w:t>
+            </w:r>
+            <w:proofErr w:type="spellEnd"/>
+            <w:r>
+              <w:t xml:space="preserve"> Data Science</w:t>
+            </w:r>
+          </w:p>
+        </w:tc>
+      </w:tr>
+      <w:tr>
+        <w:trPr>
+          <w:tblCellSpacing w:w="15" w:type="dxa"/>
+          <w:jc w:val="center"/>
+        </w:trPr>
+        <w:tc>
+          <w:tcPr>
+            <w:tcW w:w="0" w:type="auto"/>
+            <w:vAlign w:val="center"/>
+            <w:hideMark/>
+          </w:tcPr>
+          <w:p>
+            <w:r>
+              <w:t>Experiment Tracking</w:t>
+            </w:r>
+          </w:p>
+        </w:tc>
+        <w:tc>
+          <w:tcPr>
+            <w:tcW w:w="0" w:type="auto"/>
+            <w:vAlign w:val="center"/>
+            <w:hideMark/>
+          </w:tcPr>
+          <w:p>
+            <w:proofErr w:type="spellStart"/>
+            <w:r>
+              <w:t>MLflow</w:t>
+            </w:r>
+            <w:proofErr w:type="spellEnd"/>
+          </w:p>
+        </w:tc>
+      </w:tr>
+      <w:tr>
+        <w:trPr>
+          <w:tblCellSpacing w:w="15" w:type="dxa"/>
+          <w:jc w:val="center"/>
+        </w:trPr>
+        <w:tc>
+          <w:tcPr>
+            <w:tcW w:w="0" w:type="auto"/>
+            <w:vAlign w:val="center"/>
+            <w:hideMark/>
+          </w:tcPr>
+          <w:p>
+            <w:r>
+              <w:t>Core ML Stack</w:t>
+            </w:r>
+          </w:p>
+        </w:tc>
+        <w:tc>
+          <w:tcPr>
+            <w:tcW w:w="0" w:type="auto"/>
+            <w:vAlign w:val="center"/>
+            <w:hideMark/>
+          </w:tcPr>
+          <w:p>
+            <w:proofErr w:type="spellStart"/>
+            <w:r>
+              <w:t>Sklearn</w:t>
+            </w:r>
+            <w:proofErr w:type="spellEnd"/>
+            <w:r>
+              <w:t xml:space="preserve"> + </w:t>
+            </w:r>
+            <w:proofErr w:type="spellStart"/>
+            <w:r>
+              <w:t>XGBoost</w:t>
+            </w:r>
+            <w:proofErr w:type="spellEnd"/>
+            <w:r>
+              <w:t>/</w:t>
+            </w:r>
+            <w:proofErr w:type="spellStart"/>
+            <w:r>
+              <w:t>LightGBM</w:t>
+            </w:r>
+            <w:proofErr w:type="spellEnd"/>
+            <w:r>
+              <w:t xml:space="preserve"> + SHAP + </w:t>
+            </w:r>
+            <w:proofErr w:type="spellStart"/>
+            <w:r>
+              <w:t>Optuna</w:t>
+            </w:r>
+            <w:proofErr w:type="spellEnd"/>
+          </w:p>
+        </w:tc>
+      </w:tr>
+    </w:tbl>
+    <w:p/>
+    <w:p>
+      <w:pPr>
+        <w:rPr>
+          <w:lang w:val="en-US"/>
+        </w:rPr>
+      </w:pPr>
+    </w:p>
+    <w:p>
+      <w:pPr>
+        <w:rPr>
+          <w:lang w:val="en-US"/>
+        </w:rPr>
+      </w:pPr>
+      <w:r>
+        <w:rPr>
+          <w:rFonts w:ascii="Segoe UI Emoji" w:hAnsi="Segoe UI Emoji" w:cs="Segoe UI Emoji"/>
+          <w:lang w:val="en-US"/>
+        </w:rPr>
+        <w:t>✅</w:t>
+      </w:r>
+      <w:r>
+        <w:rPr>
+          <w:lang w:val="en-US"/>
+        </w:rPr>
+        <w:t xml:space="preserve"> Your Responsibility                    </w:t>
+      </w:r>
+      <w:r>
+        <w:rPr>
+          <w:rFonts w:ascii="Segoe UI Emoji" w:hAnsi="Segoe UI Emoji" w:cs="Segoe UI Emoji"/>
+          <w:lang w:val="en-US"/>
+        </w:rPr>
+        <w:t>❌</w:t>
+      </w:r>
+      <w:r>
+        <w:rPr>
+          <w:lang w:val="en-US"/>
+        </w:rPr>
+        <w:t xml:space="preserve"> Not Your Responsibility Yet</w:t>
+      </w:r>
+    </w:p>
+    <w:p>
+      <w:pPr>
+        <w:rPr>
+          <w:lang w:val="en-US"/>
+        </w:rPr>
+      </w:pPr>
+      <w:r>
+        <w:rPr>
+          <w:lang w:val="en-US"/>
+        </w:rPr>
+        <w:t>EDA &amp; data understanding                  System architecture decisions</w:t>
+      </w:r>
+    </w:p>
+    <w:p>
+      <w:pPr>
+        <w:rPr>
+          <w:lang w:val="en-US"/>
+        </w:rPr>
+      </w:pPr>
+      <w:r>
+        <w:rPr>
+          <w:lang w:val="en-US"/>
+        </w:rPr>
+        <w:t>Feature engineering                       Deployment &amp; serving infrastructure</w:t>
+      </w:r>
+    </w:p>
+    <w:p>
+      <w:pPr>
+        <w:rPr>
+          <w:lang w:val="en-US"/>
+        </w:rPr>
+      </w:pPr>
+      <w:r>
+        <w:rPr>
+          <w:lang w:val="en-US"/>
+        </w:rPr>
+        <w:t>Model experimentation &amp; selection         Database / pipeline design</w:t>
+      </w:r>
+    </w:p>
+    <w:p>
+      <w:pPr>
+        <w:rPr>
+          <w:lang w:val="en-US"/>
+        </w:rPr>
+      </w:pPr>
+      <w:r>
+        <w:rPr>
+          <w:lang w:val="en-US"/>
+        </w:rPr>
+        <w:t>Evaluation &amp; metrics reporting            Business stakeholder communication</w:t>
+      </w:r>
+    </w:p>
+    <w:p>
+      <w:pPr>
+        <w:rPr>
+          <w:lang w:val="en-US"/>
+        </w:rPr>
+      </w:pPr>
+      <w:r>
+        <w:rPr>
+          <w:lang w:val="en-US"/>
+        </w:rPr>
+        <w:t>SHAP / explainability analysis            Final go/no-go production decisions</w:t>
+      </w:r>
+    </w:p>
+    <w:p>
+      <w:pPr>
+        <w:rPr>
+          <w:lang w:val="en-US"/>
+        </w:rPr>
+      </w:pPr>
+      <w:r>
+        <w:rPr>
+          <w:lang w:val="en-US"/>
+        </w:rPr>
+        <w:t xml:space="preserve">Writing clean, modular </w:t>
+      </w:r>
+      <w:proofErr w:type="spellStart"/>
+      <w:r>
+        <w:rPr>
+          <w:lang w:val="en-US"/>
+        </w:rPr>
+        <w:t>src</w:t>
+      </w:r>
+      <w:proofErr w:type="spellEnd"/>
+      <w:r>
+        <w:rPr>
+          <w:lang w:val="en-US"/>
+        </w:rPr>
+        <w:t>/ code          Cloud infrastructure</w:t>
+      </w:r>
+    </w:p>
+    <w:p>
+      <w:pPr>
+        <w:rPr>
+          <w:lang w:val="en-US"/>
+        </w:rPr>
+      </w:pPr>
+      <w:r>
+        <w:rPr>
+          <w:lang w:val="en-US"/>
+        </w:rPr>
+        <w:t>DVC pipeline construction                 Model monitoring in production</w:t>
+      </w:r>
+    </w:p>
+    <w:p>
+      <w:pPr>
+        <w:rPr>
+          <w:lang w:val="en-US"/>
+        </w:rPr>
+      </w:pPr>
+      <w:proofErr w:type="spellStart"/>
+      <w:r>
+        <w:rPr>
+          <w:lang w:val="en-US"/>
+        </w:rPr>
+        <w:t>MLflow</w:t>
+      </w:r>
+      <w:proofErr w:type="spellEnd"/>
+      <w:r>
+        <w:rPr>
+          <w:lang w:val="en-US"/>
+        </w:rPr>
+        <w:t xml:space="preserve"> experiment logging                 Security &amp; compliance sign-off</w:t>
+      </w:r>
+    </w:p>
+    <w:p>
+      <w:pPr>
+        <w:rPr>
+          <w:lang w:val="en-US"/>
+        </w:rPr>
+      </w:pPr>
+      <w:r>
+        <w:rPr>
+          <w:lang w:val="en-US"/>
+        </w:rPr>
+        <w:t>Preparing handoff documentation           Team hiring decisions</w:t>
+      </w:r>
+      <w:r>
+        <w:rPr>
+          <w:lang w:val="en-US"/>
+        </w:rPr>
+        <w:br w:type="page"/>
+      </w:r>
+    </w:p>
+    <w:p>
+      <w:pPr>
+        <w:rPr>
+          <w:lang w:val="en-US"/>
+        </w:rPr>
+      </w:pPr>
+      <w:r>
+        <w:rPr>
+          <w:lang w:val="en-US"/>
+        </w:rPr>
+        <w:lastRenderedPageBreak/>
+        <w:t>Data Collection:</w:t>
+      </w:r>
+    </w:p>
+    <w:p>
+      <w:pPr>
+        <w:rPr>
+          <w:lang w:val="en-US"/>
+        </w:rPr>
+      </w:pPr>
+      <w:r>
+        <w:rPr>
+          <w:lang w:val="en-US"/>
+        </w:rPr>
+        <w:t>MAINFRAME (IBM DB2)</w:t>
+      </w:r>
+    </w:p>
+    <w:p>
+      <w:pPr>
+        <w:rPr>
+          <w:lang w:val="en-US"/>
+        </w:rPr>
+      </w:pPr>
+      <w:r>
+        <w:rPr>
+          <w:lang w:val="en-US"/>
+        </w:rPr>
+        <w:t xml:space="preserve">        </w:t>
+      </w:r>
+      <w:r>
+        <w:rPr>
+          <w:rFonts w:ascii="Arial" w:hAnsi="Arial" w:cs="Arial"/>
+          <w:lang w:val="en-US"/>
+        </w:rPr>
+        <w:t>│</w:t>
+      </w:r>
+    </w:p>
+    <w:p>
+      <w:pPr>
+        <w:rPr>
+          <w:lang w:val="en-US"/>
+        </w:rPr>
+      </w:pPr>
+      <w:r>
+        <w:rPr>
+          <w:lang w:val="en-US"/>
+        </w:rPr>
+        <w:t xml:space="preserve">        </w:t>
+      </w:r>
+      <w:proofErr w:type="gramStart"/>
+      <w:r>
+        <w:rPr>
+          <w:rFonts w:ascii="Arial" w:hAnsi="Arial" w:cs="Arial"/>
+          <w:lang w:val="en-US"/>
+        </w:rPr>
+        <w:t>│</w:t>
+      </w:r>
+      <w:r>
+        <w:rPr>
+          <w:lang w:val="en-US"/>
+        </w:rPr>
+        <w:t xml:space="preserve">  Raw</w:t>
+      </w:r>
+      <w:proofErr w:type="gramEnd"/>
+      <w:r>
+        <w:rPr>
+          <w:lang w:val="en-US"/>
+        </w:rPr>
+        <w:t xml:space="preserve"> operational data lives here</w:t>
+      </w:r>
+    </w:p>
+    <w:p>
+      <w:pPr>
+        <w:rPr>
+          <w:lang w:val="en-US"/>
+        </w:rPr>
+      </w:pPr>
+      <w:r>
+        <w:rPr>
+          <w:lang w:val="en-US"/>
+        </w:rPr>
+        <w:t xml:space="preserve">        </w:t>
+      </w:r>
+      <w:proofErr w:type="gramStart"/>
+      <w:r>
+        <w:rPr>
+          <w:rFonts w:ascii="Arial" w:hAnsi="Arial" w:cs="Arial"/>
+          <w:lang w:val="en-US"/>
+        </w:rPr>
+        <w:t>│</w:t>
+      </w:r>
+      <w:r>
+        <w:rPr>
+          <w:lang w:val="en-US"/>
+        </w:rPr>
+        <w:t xml:space="preserve">  Policy</w:t>
+      </w:r>
+      <w:proofErr w:type="gramEnd"/>
+      <w:r>
+        <w:rPr>
+          <w:lang w:val="en-US"/>
+        </w:rPr>
+        <w:t>, Claims, Billing, Customer data</w:t>
+      </w:r>
+    </w:p>
+    <w:p>
+      <w:pPr>
+        <w:rPr>
+          <w:lang w:val="en-US"/>
+        </w:rPr>
+      </w:pPr>
+      <w:r>
+        <w:rPr>
+          <w:lang w:val="en-US"/>
+        </w:rPr>
+        <w:t xml:space="preserve">        </w:t>
+      </w:r>
+      <w:proofErr w:type="gramStart"/>
+      <w:r>
+        <w:rPr>
+          <w:rFonts w:ascii="Arial" w:hAnsi="Arial" w:cs="Arial"/>
+          <w:lang w:val="en-US"/>
+        </w:rPr>
+        <w:t>│</w:t>
+      </w:r>
+      <w:r>
+        <w:rPr>
+          <w:lang w:val="en-US"/>
+        </w:rPr>
+        <w:t xml:space="preserve">  Legacy</w:t>
+      </w:r>
+      <w:proofErr w:type="gramEnd"/>
+      <w:r>
+        <w:rPr>
+          <w:lang w:val="en-US"/>
+        </w:rPr>
+        <w:t xml:space="preserve"> system </w:t>
+      </w:r>
+      <w:r>
+        <w:rPr>
+          <w:rFonts w:ascii="Aptos" w:hAnsi="Aptos" w:cs="Aptos"/>
+          <w:lang w:val="en-US"/>
+        </w:rPr>
+        <w:t>—</w:t>
+      </w:r>
+      <w:r>
+        <w:rPr>
+          <w:lang w:val="en-US"/>
+        </w:rPr>
+        <w:t xml:space="preserve"> decades of data</w:t>
+      </w:r>
+    </w:p>
+    <w:p>
+      <w:pPr>
+        <w:rPr>
+          <w:lang w:val="en-US"/>
+        </w:rPr>
+      </w:pPr>
+      <w:r>
+        <w:rPr>
+          <w:lang w:val="en-US"/>
+        </w:rPr>
+        <w:t xml:space="preserve">        </w:t>
+      </w:r>
+      <w:r>
+        <w:rPr>
+          <w:rFonts w:ascii="Arial" w:hAnsi="Arial" w:cs="Arial"/>
+          <w:lang w:val="en-US"/>
+        </w:rPr>
+        <w:t>│</w:t>
+      </w:r>
+    </w:p>
+    <w:p>
+      <w:pPr>
+        <w:rPr>
+          <w:lang w:val="en-US"/>
+        </w:rPr>
+      </w:pPr>
+      <w:r>
+        <w:rPr>
+          <w:lang w:val="en-US"/>
+        </w:rPr>
+        <w:t xml:space="preserve">        </w:t>
+      </w:r>
+      <w:r>
+        <w:rPr>
+          <w:rFonts w:ascii="Arial" w:hAnsi="Arial" w:cs="Arial"/>
+          <w:lang w:val="en-US"/>
+        </w:rPr>
+        <w:t>▼</w:t>
+      </w:r>
+    </w:p>
+    <w:p>
+      <w:pPr>
+        <w:rPr>
+          <w:lang w:val="en-US"/>
+        </w:rPr>
+      </w:pPr>
+      <w:r>
+        <w:rPr>
+          <w:lang w:val="en-US"/>
+        </w:rPr>
+        <w:t xml:space="preserve">   SAS JOBS (ETL)</w:t>
+      </w:r>
+    </w:p>
+    <w:p>
+      <w:pPr>
+        <w:rPr>
+          <w:lang w:val="en-US"/>
+        </w:rPr>
+      </w:pPr>
+      <w:r>
+        <w:rPr>
+          <w:lang w:val="en-US"/>
+        </w:rPr>
+        <w:t xml:space="preserve">        </w:t>
+      </w:r>
+      <w:r>
+        <w:rPr>
+          <w:rFonts w:ascii="Arial" w:hAnsi="Arial" w:cs="Arial"/>
+          <w:lang w:val="en-US"/>
+        </w:rPr>
+        <w:t>│</w:t>
+      </w:r>
+    </w:p>
+    <w:p>
+      <w:pPr>
+        <w:rPr>
+          <w:lang w:val="en-US"/>
+        </w:rPr>
+      </w:pPr>
+      <w:r>
+        <w:rPr>
+          <w:lang w:val="en-US"/>
+        </w:rPr>
+        <w:t xml:space="preserve">        </w:t>
+      </w:r>
+      <w:proofErr w:type="gramStart"/>
+      <w:r>
+        <w:rPr>
+          <w:rFonts w:ascii="Arial" w:hAnsi="Arial" w:cs="Arial"/>
+          <w:lang w:val="en-US"/>
+        </w:rPr>
+        <w:t>│</w:t>
+      </w:r>
+      <w:r>
+        <w:rPr>
+          <w:lang w:val="en-US"/>
+        </w:rPr>
+        <w:t xml:space="preserve">  Extract</w:t>
+      </w:r>
+      <w:proofErr w:type="gramEnd"/>
+      <w:r>
+        <w:rPr>
+          <w:lang w:val="en-US"/>
+        </w:rPr>
+        <w:t xml:space="preserve"> </w:t>
+      </w:r>
+      <w:r>
+        <w:rPr>
+          <w:rFonts w:ascii="Arial" w:hAnsi="Arial" w:cs="Arial"/>
+          <w:lang w:val="en-US"/>
+        </w:rPr>
+        <w:t>→</w:t>
+      </w:r>
+      <w:r>
+        <w:rPr>
+          <w:lang w:val="en-US"/>
+        </w:rPr>
+        <w:t xml:space="preserve"> Transform </w:t>
+      </w:r>
+      <w:r>
+        <w:rPr>
+          <w:rFonts w:ascii="Arial" w:hAnsi="Arial" w:cs="Arial"/>
+          <w:lang w:val="en-US"/>
+        </w:rPr>
+        <w:t>→</w:t>
+      </w:r>
+      <w:r>
+        <w:rPr>
+          <w:lang w:val="en-US"/>
+        </w:rPr>
+        <w:t xml:space="preserve"> Load</w:t>
+      </w:r>
+    </w:p>
+    <w:p>
+      <w:pPr>
+        <w:rPr>
+          <w:lang w:val="en-US"/>
+        </w:rPr>
+      </w:pPr>
+      <w:r>
+        <w:rPr>
+          <w:lang w:val="en-US"/>
+        </w:rPr>
+        <w:t xml:space="preserve">        </w:t>
+      </w:r>
+      <w:proofErr w:type="gramStart"/>
+      <w:r>
+        <w:rPr>
+          <w:rFonts w:ascii="Arial" w:hAnsi="Arial" w:cs="Arial"/>
+          <w:lang w:val="en-US"/>
+        </w:rPr>
+        <w:t>│</w:t>
+      </w:r>
+      <w:r>
+        <w:rPr>
+          <w:lang w:val="en-US"/>
+        </w:rPr>
+        <w:t xml:space="preserve">  Data</w:t>
+      </w:r>
+      <w:proofErr w:type="gramEnd"/>
+      <w:r>
+        <w:rPr>
+          <w:lang w:val="en-US"/>
+        </w:rPr>
+        <w:t xml:space="preserve"> cleaning, joining, aggregation</w:t>
+      </w:r>
+    </w:p>
+    <w:p>
+      <w:pPr>
+        <w:rPr>
+          <w:lang w:val="en-US"/>
+        </w:rPr>
+      </w:pPr>
+      <w:r>
+        <w:rPr>
+          <w:lang w:val="en-US"/>
+        </w:rPr>
+        <w:t xml:space="preserve">        </w:t>
+      </w:r>
+      <w:proofErr w:type="gramStart"/>
+      <w:r>
+        <w:rPr>
+          <w:rFonts w:ascii="Arial" w:hAnsi="Arial" w:cs="Arial"/>
+          <w:lang w:val="en-US"/>
+        </w:rPr>
+        <w:t>│</w:t>
+      </w:r>
+      <w:r>
+        <w:rPr>
+          <w:lang w:val="en-US"/>
+        </w:rPr>
+        <w:t xml:space="preserve">  Business</w:t>
+      </w:r>
+      <w:proofErr w:type="gramEnd"/>
+      <w:r>
+        <w:rPr>
+          <w:lang w:val="en-US"/>
+        </w:rPr>
+        <w:t xml:space="preserve"> rules applied here</w:t>
+      </w:r>
+    </w:p>
+    <w:p>
+      <w:pPr>
+        <w:rPr>
+          <w:lang w:val="en-US"/>
+        </w:rPr>
+      </w:pPr>
+      <w:r>
+        <w:rPr>
+          <w:lang w:val="en-US"/>
+        </w:rPr>
+        <w:t xml:space="preserve">        </w:t>
+      </w:r>
+      <w:proofErr w:type="gramStart"/>
+      <w:r>
+        <w:rPr>
+          <w:rFonts w:ascii="Arial" w:hAnsi="Arial" w:cs="Arial"/>
+          <w:lang w:val="en-US"/>
+        </w:rPr>
+        <w:t>│</w:t>
+      </w:r>
+      <w:r>
+        <w:rPr>
+          <w:lang w:val="en-US"/>
+        </w:rPr>
+        <w:t xml:space="preserve">  Scheduled</w:t>
+      </w:r>
+      <w:proofErr w:type="gramEnd"/>
+      <w:r>
+        <w:rPr>
+          <w:lang w:val="en-US"/>
+        </w:rPr>
+        <w:t xml:space="preserve"> jobs (daily/weekly/monthly)</w:t>
+      </w:r>
+    </w:p>
+    <w:p>
+      <w:pPr>
+        <w:rPr>
+          <w:lang w:val="en-US"/>
+        </w:rPr>
+      </w:pPr>
+      <w:r>
+        <w:rPr>
+          <w:lang w:val="en-US"/>
+        </w:rPr>
+        <w:t xml:space="preserve">        </w:t>
+      </w:r>
+      <w:r>
+        <w:rPr>
+          <w:rFonts w:ascii="Arial" w:hAnsi="Arial" w:cs="Arial"/>
+          <w:lang w:val="en-US"/>
+        </w:rPr>
+        <w:t>│</w:t>
+      </w:r>
+    </w:p>
+    <w:p>
+      <w:pPr>
+        <w:rPr>
+          <w:lang w:val="en-US"/>
+        </w:rPr>
+      </w:pPr>
+      <w:r>
+        <w:rPr>
+          <w:lang w:val="en-US"/>
+        </w:rPr>
+        <w:t xml:space="preserve">        </w:t>
+      </w:r>
+      <w:r>
+        <w:rPr>
+          <w:rFonts w:ascii="Arial" w:hAnsi="Arial" w:cs="Arial"/>
+          <w:lang w:val="en-US"/>
+        </w:rPr>
+        <w:t>▼</w:t>
+      </w:r>
+    </w:p>
+    <w:p>
+      <w:pPr>
+        <w:rPr>
+          <w:lang w:val="en-US"/>
+        </w:rPr>
+      </w:pPr>
+      <w:r>
+        <w:rPr>
+          <w:lang w:val="en-US"/>
+        </w:rPr>
+        <w:t xml:space="preserve">   SQL SERVER (Data Warehouse)</w:t>
+      </w:r>
+    </w:p>
+    <w:p>
+      <w:pPr>
+        <w:rPr>
+          <w:lang w:val="en-US"/>
+        </w:rPr>
+      </w:pPr>
+      <w:r>
+        <w:rPr>
+          <w:lang w:val="en-US"/>
+        </w:rPr>
+        <w:t xml:space="preserve">        </w:t>
+      </w:r>
+      <w:r>
+        <w:rPr>
+          <w:rFonts w:ascii="Arial" w:hAnsi="Arial" w:cs="Arial"/>
+          <w:lang w:val="en-US"/>
+        </w:rPr>
+        <w:t>│</w:t>
+      </w:r>
+    </w:p>
+    <w:p>
+      <w:pPr>
+        <w:rPr>
+          <w:lang w:val="en-US"/>
+        </w:rPr>
+      </w:pPr>
+      <w:r>
+        <w:rPr>
+          <w:lang w:val="en-US"/>
+        </w:rPr>
+        <w:t xml:space="preserve">        </w:t>
+      </w:r>
+      <w:proofErr w:type="gramStart"/>
+      <w:r>
+        <w:rPr>
+          <w:rFonts w:ascii="Arial" w:hAnsi="Arial" w:cs="Arial"/>
+          <w:lang w:val="en-US"/>
+        </w:rPr>
+        <w:t>│</w:t>
+      </w:r>
+      <w:r>
+        <w:rPr>
+          <w:lang w:val="en-US"/>
+        </w:rPr>
+        <w:t xml:space="preserve">  Cleaned</w:t>
+      </w:r>
+      <w:proofErr w:type="gramEnd"/>
+      <w:r>
+        <w:rPr>
+          <w:lang w:val="en-US"/>
+        </w:rPr>
+        <w:t>, structured, query-ready data</w:t>
+      </w:r>
+    </w:p>
+    <w:p>
+      <w:pPr>
+        <w:rPr>
+          <w:lang w:val="en-US"/>
+        </w:rPr>
+      </w:pPr>
+      <w:r>
+        <w:rPr>
+          <w:lang w:val="en-US"/>
+        </w:rPr>
+        <w:t xml:space="preserve">        </w:t>
+      </w:r>
+      <w:proofErr w:type="gramStart"/>
+      <w:r>
+        <w:rPr>
+          <w:rFonts w:ascii="Arial" w:hAnsi="Arial" w:cs="Arial"/>
+          <w:lang w:val="en-US"/>
+        </w:rPr>
+        <w:t>│</w:t>
+      </w:r>
+      <w:r>
+        <w:rPr>
+          <w:lang w:val="en-US"/>
+        </w:rPr>
+        <w:t xml:space="preserve">  This</w:t>
+      </w:r>
+      <w:proofErr w:type="gramEnd"/>
+      <w:r>
+        <w:rPr>
+          <w:lang w:val="en-US"/>
+        </w:rPr>
+        <w:t xml:space="preserve"> is YOUR access point</w:t>
+      </w:r>
+    </w:p>
+    <w:p>
+      <w:pPr>
+        <w:rPr>
+          <w:lang w:val="en-US"/>
+        </w:rPr>
+      </w:pPr>
+      <w:r>
+        <w:rPr>
+          <w:lang w:val="en-US"/>
+        </w:rPr>
+        <w:t xml:space="preserve">        </w:t>
+      </w:r>
+      <w:r>
+        <w:rPr>
+          <w:rFonts w:ascii="Arial" w:hAnsi="Arial" w:cs="Arial"/>
+          <w:lang w:val="en-US"/>
+        </w:rPr>
+        <w:t>│</w:t>
+      </w:r>
+    </w:p>
+    <w:p>
+      <w:pPr>
+        <w:rPr>
+          <w:lang w:val="en-US"/>
+        </w:rPr>
+      </w:pPr>
+      <w:r>
+        <w:rPr>
+          <w:lang w:val="en-US"/>
+        </w:rPr>
+        <w:t xml:space="preserve">        </w:t>
+      </w:r>
+      <w:r>
+        <w:rPr>
+          <w:rFonts w:ascii="Arial" w:hAnsi="Arial" w:cs="Arial"/>
+          <w:lang w:val="en-US"/>
+        </w:rPr>
+        <w:t>▼</w:t>
+      </w:r>
+    </w:p>
+    <w:p>
+      <w:pPr>
+        <w:rPr>
+          <w:lang w:val="en-US"/>
+        </w:rPr>
+      </w:pPr>
+      <w:r>
+        <w:rPr>
+          <w:lang w:val="en-US"/>
+        </w:rPr>
+        <w:t xml:space="preserve">   JUPYTER NOTEBOOK</w:t>
+      </w:r>
+    </w:p>
+    <w:p>
+      <w:pPr>
+        <w:rPr>
+          <w:lang w:val="en-US"/>
+        </w:rPr>
+      </w:pPr>
+      <w:r>
+        <w:rPr>
+          <w:lang w:val="en-US"/>
+        </w:rPr>
+        <w:t xml:space="preserve">        </w:t>
+      </w:r>
+      <w:r>
+        <w:rPr>
+          <w:rFonts w:ascii="Arial" w:hAnsi="Arial" w:cs="Arial"/>
+          <w:lang w:val="en-US"/>
+        </w:rPr>
+        <w:t>│</w:t>
+      </w:r>
+    </w:p>
+    <w:p>
+      <w:pPr>
+        <w:rPr>
+          <w:lang w:val="en-US"/>
+        </w:rPr>
+      </w:pPr>
+      <w:r>
+        <w:rPr>
+          <w:lang w:val="en-US"/>
+        </w:rPr>
+        <w:t xml:space="preserve">        </w:t>
+      </w:r>
+      <w:proofErr w:type="gramStart"/>
+      <w:r>
+        <w:rPr>
+          <w:rFonts w:ascii="Arial" w:hAnsi="Arial" w:cs="Arial"/>
+          <w:lang w:val="en-US"/>
+        </w:rPr>
+        <w:t>│</w:t>
+      </w:r>
+      <w:r>
+        <w:rPr>
+          <w:lang w:val="en-US"/>
+        </w:rPr>
+        <w:t xml:space="preserve">  You</w:t>
+      </w:r>
+      <w:proofErr w:type="gramEnd"/>
+      <w:r>
+        <w:rPr>
+          <w:lang w:val="en-US"/>
+        </w:rPr>
+        <w:t xml:space="preserve"> connect via </w:t>
+      </w:r>
+      <w:proofErr w:type="spellStart"/>
+      <w:r>
+        <w:rPr>
+          <w:lang w:val="en-US"/>
+        </w:rPr>
+        <w:t>SQLAlchemy</w:t>
+      </w:r>
+      <w:proofErr w:type="spellEnd"/>
+      <w:r>
+        <w:rPr>
+          <w:lang w:val="en-US"/>
+        </w:rPr>
+        <w:t xml:space="preserve"> / </w:t>
+      </w:r>
+      <w:proofErr w:type="spellStart"/>
+      <w:r>
+        <w:rPr>
+          <w:lang w:val="en-US"/>
+        </w:rPr>
+        <w:t>pyodbc</w:t>
+      </w:r>
+      <w:proofErr w:type="spellEnd"/>
+    </w:p>
+    <w:p>
+      <w:pPr>
+        <w:rPr>
+          <w:lang w:val="en-US"/>
+        </w:rPr>
+      </w:pPr>
+      <w:r>
+        <w:rPr>
+          <w:lang w:val="en-US"/>
+        </w:rPr>
+        <w:t xml:space="preserve">        </w:t>
+      </w:r>
+      <w:proofErr w:type="gramStart"/>
+      <w:r>
+        <w:rPr>
+          <w:rFonts w:ascii="Arial" w:hAnsi="Arial" w:cs="Arial"/>
+          <w:lang w:val="en-US"/>
+        </w:rPr>
+        <w:t>│</w:t>
+      </w:r>
+      <w:r>
+        <w:rPr>
+          <w:lang w:val="en-US"/>
+        </w:rPr>
+        <w:t xml:space="preserve">  Pull</w:t>
+      </w:r>
+      <w:proofErr w:type="gramEnd"/>
+      <w:r>
+        <w:rPr>
+          <w:lang w:val="en-US"/>
+        </w:rPr>
+        <w:t xml:space="preserve"> data into Pandas </w:t>
+      </w:r>
+      <w:proofErr w:type="spellStart"/>
+      <w:r>
+        <w:rPr>
+          <w:lang w:val="en-US"/>
+        </w:rPr>
+        <w:t>DataFrame</w:t>
+      </w:r>
+      <w:proofErr w:type="spellEnd"/>
+    </w:p>
+    <w:p>
+      <w:pPr>
+        <w:rPr>
+          <w:lang w:val="en-US"/>
+        </w:rPr>
+      </w:pPr>
+      <w:r>
+        <w:rPr>
+          <w:lang w:val="en-US"/>
+        </w:rPr>
+        <w:t xml:space="preserve">        </w:t>
+      </w:r>
+      <w:r>
+        <w:rPr>
+          <w:rFonts w:ascii="Arial" w:hAnsi="Arial" w:cs="Arial"/>
+          <w:lang w:val="en-US"/>
+        </w:rPr>
+        <w:t>│</w:t>
+      </w:r>
+    </w:p>
+    <w:p>
+      <w:pPr>
+        <w:rPr>
+          <w:lang w:val="en-US"/>
+        </w:rPr>
+      </w:pPr>
+      <w:r>
+        <w:rPr>
+          <w:lang w:val="en-US"/>
+        </w:rPr>
+        <w:t xml:space="preserve">        </w:t>
+      </w:r>
+      <w:r>
+        <w:rPr>
+          <w:rFonts w:ascii="Arial" w:hAnsi="Arial" w:cs="Arial"/>
+          <w:lang w:val="en-US"/>
+        </w:rPr>
+        <w:t>▼</w:t>
+      </w:r>
+    </w:p>
+    <w:p>
+      <w:pPr>
+        <w:rPr>
+          <w:lang w:val="en-US"/>
+        </w:rPr>
+      </w:pPr>
+      <w:r>
+        <w:rPr>
+          <w:lang w:val="en-US"/>
+        </w:rPr>
+        <w:t xml:space="preserve">   YOUR ML PIPELINE</w:t>
+      </w:r>
+      <w:r>
+        <w:rPr>
+          <w:lang w:val="en-US"/>
+        </w:rPr>
+        <w:tab/>
+      </w:r>
+    </w:p>
+    <w:p>
+      <w:pPr>
+        <w:rPr>
+          <w:lang w:val="en-US"/>
+        </w:rPr>
+      </w:pPr>
+    </w:p>
+    <w:p>
+      <w:pPr>
+        <w:rPr>
+          <w:lang w:val="en-US"/>
+        </w:rPr>
+      </w:pPr>
+      <w:r>
+        <w:rPr>
+          <w:lang w:val="en-US"/>
+        </w:rPr>
+        <w:lastRenderedPageBreak/>
+        <w:t>Typical renewal rate in motor insurance: 75-85%</w:t>
+      </w:r>
+    </w:p>
+    <w:p>
+      <w:pPr>
+        <w:rPr>
+          <w:lang w:val="en-US"/>
+        </w:rPr>
+      </w:pPr>
+      <w:r>
+        <w:rPr>
+          <w:lang w:val="en-US"/>
+        </w:rPr>
+        <w:t>Typical churn rate: 15-25%</w:t>
+      </w:r>
+    </w:p>
+    <w:p>
+      <w:pPr>
+        <w:rPr>
+          <w:lang w:val="en-US"/>
+        </w:rPr>
+      </w:pPr>
+    </w:p>
+    <w:p>
+      <w:pPr>
+        <w:rPr>
+          <w:lang w:val="en-US"/>
+        </w:rPr>
+      </w:pPr>
+      <w:r>
+        <w:rPr>
+          <w:lang w:val="en-US"/>
+        </w:rPr>
+        <w:t>Your dataset will look like:</w:t>
+      </w:r>
+    </w:p>
+    <w:p>
+      <w:pPr>
+        <w:rPr>
+          <w:lang w:val="en-US"/>
+        </w:rPr>
+      </w:pPr>
+      <w:r>
+        <w:rPr>
+          <w:lang w:val="en-US"/>
+        </w:rPr>
+        <w:t xml:space="preserve">  churn = </w:t>
+      </w:r>
+      <w:proofErr w:type="gramStart"/>
+      <w:r>
+        <w:rPr>
+          <w:lang w:val="en-US"/>
+        </w:rPr>
+        <w:t xml:space="preserve">0  </w:t>
+      </w:r>
+      <w:r>
+        <w:rPr>
+          <w:rFonts w:ascii="Arial" w:hAnsi="Arial" w:cs="Arial"/>
+          <w:lang w:val="en-US"/>
+        </w:rPr>
+        <w:t>→</w:t>
+      </w:r>
+      <w:proofErr w:type="gramEnd"/>
+      <w:r>
+        <w:rPr>
+          <w:lang w:val="en-US"/>
+        </w:rPr>
+        <w:t xml:space="preserve">  ~80% of rows</w:t>
+      </w:r>
+    </w:p>
+    <w:p>
+      <w:pPr>
+        <w:rPr>
+          <w:lang w:val="en-US"/>
+        </w:rPr>
+      </w:pPr>
+      <w:r>
+        <w:rPr>
+          <w:lang w:val="en-US"/>
+        </w:rPr>
+        <w:t xml:space="preserve">  churn = </w:t>
+      </w:r>
+      <w:proofErr w:type="gramStart"/>
+      <w:r>
+        <w:rPr>
+          <w:lang w:val="en-US"/>
+        </w:rPr>
+        <w:t xml:space="preserve">1  </w:t>
+      </w:r>
+      <w:r>
+        <w:rPr>
+          <w:rFonts w:ascii="Arial" w:hAnsi="Arial" w:cs="Arial"/>
+          <w:lang w:val="en-US"/>
+        </w:rPr>
+        <w:t>→</w:t>
+      </w:r>
+      <w:proofErr w:type="gramEnd"/>
+      <w:r>
+        <w:rPr>
+          <w:lang w:val="en-US"/>
+        </w:rPr>
+        <w:t xml:space="preserve">  ~20% of rows</w:t>
+      </w:r>
+    </w:p>
+    <w:p>
+      <w:pPr>
+        <w:rPr>
+          <w:lang w:val="en-US"/>
+        </w:rPr>
+      </w:pPr>
+    </w:p>
+    <w:p>
+      <w:pPr>
+        <w:rPr>
+          <w:lang w:val="en-US"/>
+        </w:rPr>
+      </w:pPr>
+      <w:r>
+        <w:rPr>
+          <w:lang w:val="en-US"/>
+        </w:rPr>
+        <w:t>This IS imbalanced and MUST be handled.</w:t>
+      </w:r>
+    </w:p>
+    <w:p>
+      <w:pPr>
+        <w:rPr>
+          <w:lang w:val="en-US"/>
+        </w:rPr>
+      </w:pPr>
+      <w:r>
+        <w:rPr>
+          <w:lang w:val="en-US"/>
+        </w:rPr>
+        <w:t>Tool: imbalanced-learn (SMOTE)</w:t>
+      </w:r>
+    </w:p>
+    <w:p>
+      <w:pPr>
+        <w:rPr>
+          <w:lang w:val="en-US"/>
+        </w:rPr>
+      </w:pPr>
+      <w:r>
+        <w:rPr>
+          <w:lang w:val="en-US"/>
+        </w:rPr>
+        <w:t>Metric: NOT accuracy — use AUC-ROC, Precision-Recall, F1</w:t>
+      </w:r>
+    </w:p>
+    <w:p>
+      <w:pPr>
+        <w:rPr>
+          <w:lang w:val="en-US"/>
+        </w:rPr>
+      </w:pPr>
+    </w:p>
+    <w:p>
+      <w:pPr>
+        <w:rPr>
+          <w:lang w:val="en-US"/>
+        </w:rPr>
+      </w:pPr>
+    </w:p>
+    <w:p>
+      <w:pPr>
+        <w:rPr>
+          <w:b/>
+          <w:bCs/>
+        </w:rPr>
+      </w:pPr>
+      <w:r>
+        <w:rPr>
+          <w:b/>
+          <w:bCs/>
+        </w:rPr>
+        <w:t>Critical Challenge with Model 2</w:t>
+      </w:r>
+    </w:p>
+    <w:p>
+      <w:r>
+        <w:rPr>
+          <w:rFonts w:ascii="Segoe UI Symbol" w:hAnsi="Segoe UI Symbol" w:cs="Segoe UI Symbol"/>
+        </w:rPr>
+        <w:t>⚠</w:t>
+      </w:r>
+      <w:proofErr w:type="gramStart"/>
+      <w:r>
+        <w:t>️  This</w:t>
+      </w:r>
+      <w:proofErr w:type="gramEnd"/>
+      <w:r>
+        <w:t xml:space="preserve"> is harder than Model 1 because:</w:t>
+      </w:r>
+    </w:p>
+    <w:p/>
+    <w:p>
+      <w:r>
+        <w:t>1. You only have labels for customers who TOLD you where they went</w:t>
+      </w:r>
+    </w:p>
+    <w:p>
+      <w:r>
+        <w:t xml:space="preserve">   </w:t>
+      </w:r>
+      <w:r>
+        <w:rPr>
+          <w:rFonts w:ascii="Arial" w:hAnsi="Arial" w:cs="Arial"/>
+        </w:rPr>
+        <w:t>→</w:t>
+      </w:r>
+      <w:r>
+        <w:t xml:space="preserve"> Exit surveys, broker feedback, win-back campaign data</w:t>
+      </w:r>
+    </w:p>
+    <w:p/>
+    <w:p>
+      <w:r>
+        <w:t>2. Most churned customers don't tell you where they went</w:t>
+      </w:r>
+    </w:p>
+    <w:p>
+      <w:r>
+        <w:t xml:space="preserve">   </w:t>
+      </w:r>
+      <w:r>
+        <w:rPr>
+          <w:rFonts w:ascii="Arial" w:hAnsi="Arial" w:cs="Arial"/>
+        </w:rPr>
+        <w:t>→</w:t>
+      </w:r>
+      <w:r>
+        <w:t xml:space="preserve"> Label availability is LOW </w:t>
+      </w:r>
+      <w:r>
+        <w:rPr>
+          <w:rFonts w:ascii="Aptos" w:hAnsi="Aptos" w:cs="Aptos"/>
+        </w:rPr>
+        <w:t>—</w:t>
+      </w:r>
+      <w:r>
+        <w:t xml:space="preserve"> maybe 30-40% of churned customers</w:t>
+      </w:r>
+    </w:p>
+    <w:p/>
+    <w:p>
+      <w:r>
+        <w:t>3. Class imbalance is severe</w:t>
+      </w:r>
+    </w:p>
+    <w:p>
+      <w:r>
+        <w:t xml:space="preserve">   </w:t>
+      </w:r>
+      <w:r>
+        <w:rPr>
+          <w:rFonts w:ascii="Arial" w:hAnsi="Arial" w:cs="Arial"/>
+        </w:rPr>
+        <w:t>→</w:t>
+      </w:r>
+      <w:r>
+        <w:t xml:space="preserve"> HUK-Coburg may have 40% of labelled churners</w:t>
+      </w:r>
+    </w:p>
+    <w:p>
+      <w:r>
+        <w:t xml:space="preserve">   </w:t>
+      </w:r>
+      <w:r>
+        <w:rPr>
+          <w:rFonts w:ascii="Arial" w:hAnsi="Arial" w:cs="Arial"/>
+        </w:rPr>
+        <w:t>→</w:t>
+      </w:r>
+      <w:r>
+        <w:t xml:space="preserve"> Smaller competitors may have only 5%</w:t>
+      </w:r>
+    </w:p>
+    <w:p/>
+    <w:p>
+      <w:r>
+        <w:t>Ask your senior: "How many churned customers have competitor labels?"</w:t>
+      </w:r>
+    </w:p>
+    <w:p/>
     <w:sectPr>
       <w:pgSz w:w="11906" w:h="16838"/>
       <w:pgMar w:top="1080" w:right="0" w:bottom="1080" w:left="1080" w:header="706" w:footer="706" w:gutter="0"/>
@@ -1142,7 +2796,6 @@
   <w:style w:type="character" w:default="1" w:styleId="DefaultParagraphFont">
     <w:name w:val="Default Paragraph Font"/>
     <w:uiPriority w:val="1"/>
-    <w:semiHidden/>
     <w:unhideWhenUsed/>
   </w:style>
   <w:style w:type="table" w:default="1" w:styleId="TableNormal">
